--- a/Rapport.docx
+++ b/Rapport.docx
@@ -146,18 +146,8 @@
                 <w:sz w:val="24"/>
                 <w:szCs w:val="24"/>
               </w:rPr>
-              <w:t xml:space="preserve">NGOUMI MAHATANG </w:t>
-            </w:r>
-            <w:proofErr w:type="spellStart"/>
-            <w:r>
-              <w:rPr>
-                <w:rFonts w:ascii="Times New Roman" w:hAnsi="Times New Roman" w:cs="Times New Roman"/>
-                <w:sz w:val="24"/>
-                <w:szCs w:val="24"/>
-              </w:rPr>
-              <w:t>Lorelle</w:t>
-            </w:r>
-            <w:proofErr w:type="spellEnd"/>
+              <w:t>NGOUMI MAHATANG Lorelle</w:t>
+            </w:r>
           </w:p>
         </w:tc>
       </w:tr>
@@ -317,20 +307,8 @@
           <w:sz w:val="24"/>
           <w:szCs w:val="24"/>
         </w:rPr>
-        <w:t xml:space="preserve">PROJET 1 : Système de Recommandation basé sur </w:t>
-      </w:r>
-      <w:proofErr w:type="spellStart"/>
-      <w:r>
-        <w:rPr>
-          <w:rFonts w:ascii="Times New Roman" w:hAnsi="Times New Roman" w:cs="Times New Roman"/>
-          <w:b/>
-          <w:bCs/>
-          <w:sz w:val="24"/>
-          <w:szCs w:val="24"/>
-        </w:rPr>
-        <w:t>LightGCN</w:t>
-      </w:r>
-      <w:proofErr w:type="spellEnd"/>
+        <w:t>PROJET 1 : Système de Recommandation basé sur LightGCN</w:t>
+      </w:r>
     </w:p>
     <w:p>
       <w:pPr>
@@ -451,7 +429,6 @@
         </w:rPr>
         <w:t xml:space="preserve">Contrairement aux approches traditionnelles par factorisation de matrice qui souffrent de l'absence de capture des connexions de voisinages d'ordres supérieurs, le modèle </w:t>
       </w:r>
-      <w:proofErr w:type="spellStart"/>
       <w:r>
         <w:rPr>
           <w:rFonts w:ascii="Times New Roman" w:hAnsi="Times New Roman" w:cs="Times New Roman"/>
@@ -462,7 +439,6 @@
         </w:rPr>
         <w:t>LightGCN</w:t>
       </w:r>
-      <w:proofErr w:type="spellEnd"/>
       <w:r>
         <w:rPr>
           <w:rFonts w:ascii="Times New Roman" w:hAnsi="Times New Roman" w:cs="Times New Roman"/>
@@ -487,25 +463,7 @@
           <w:sz w:val="24"/>
           <w:szCs w:val="24"/>
         </w:rPr>
-        <w:t xml:space="preserve">La simplification majeure de </w:t>
-      </w:r>
-      <w:proofErr w:type="spellStart"/>
-      <w:r>
-        <w:rPr>
-          <w:rFonts w:ascii="Times New Roman" w:hAnsi="Times New Roman" w:cs="Times New Roman"/>
-          <w:sz w:val="24"/>
-          <w:szCs w:val="24"/>
-        </w:rPr>
-        <w:t>LightGCN</w:t>
-      </w:r>
-      <w:proofErr w:type="spellEnd"/>
-      <w:r>
-        <w:rPr>
-          <w:rFonts w:ascii="Times New Roman" w:hAnsi="Times New Roman" w:cs="Times New Roman"/>
-          <w:sz w:val="24"/>
-          <w:szCs w:val="24"/>
-        </w:rPr>
-        <w:t xml:space="preserve"> par rapport aux architectures GCN classiques réside dans l'abandon des transformations non linéaires et des matrices de poids apprenables lors du processus de Message Passing. </w:t>
+        <w:t xml:space="preserve">La simplification majeure de LightGCN par rapport aux architectures GCN classiques réside dans l'abandon des transformations non linéaires et des matrices de poids apprenables lors du processus de Message Passing. </w:t>
       </w:r>
     </w:p>
     <w:p>
@@ -525,7 +483,6 @@
         </w:rPr>
         <w:t>Pour guider l'espace vers un classement de préférences (</w:t>
       </w:r>
-      <w:proofErr w:type="spellStart"/>
       <w:r>
         <w:rPr>
           <w:rFonts w:ascii="Times New Roman" w:hAnsi="Times New Roman" w:cs="Times New Roman"/>
@@ -534,9 +491,34 @@
           <w:sz w:val="24"/>
           <w:szCs w:val="24"/>
         </w:rPr>
-        <w:t>pairwise</w:t>
-      </w:r>
-      <w:proofErr w:type="spellEnd"/>
+        <w:t>pairwise ranking</w:t>
+      </w:r>
+      <w:r>
+        <w:rPr>
+          <w:rFonts w:ascii="Times New Roman" w:hAnsi="Times New Roman" w:cs="Times New Roman"/>
+          <w:sz w:val="24"/>
+          <w:szCs w:val="24"/>
+        </w:rPr>
+        <w:t xml:space="preserve">), nous exploitons la fonction de perte </w:t>
+      </w:r>
+      <w:r>
+        <w:rPr>
+          <w:rFonts w:ascii="Times New Roman" w:hAnsi="Times New Roman" w:cs="Times New Roman"/>
+          <w:b/>
+          <w:bCs/>
+          <w:sz w:val="24"/>
+          <w:szCs w:val="24"/>
+        </w:rPr>
+        <w:t>BPR Loss</w:t>
+      </w:r>
+      <w:r>
+        <w:rPr>
+          <w:rFonts w:ascii="Times New Roman" w:hAnsi="Times New Roman" w:cs="Times New Roman"/>
+          <w:sz w:val="24"/>
+          <w:szCs w:val="24"/>
+        </w:rPr>
+        <w:t xml:space="preserve"> (</w:t>
+      </w:r>
       <w:r>
         <w:rPr>
           <w:rFonts w:ascii="Times New Roman" w:hAnsi="Times New Roman" w:cs="Times New Roman"/>
@@ -545,114 +527,8 @@
           <w:sz w:val="24"/>
           <w:szCs w:val="24"/>
         </w:rPr>
-        <w:t xml:space="preserve"> </w:t>
-      </w:r>
-      <w:proofErr w:type="spellStart"/>
-      <w:r>
-        <w:rPr>
-          <w:rFonts w:ascii="Times New Roman" w:hAnsi="Times New Roman" w:cs="Times New Roman"/>
-          <w:i/>
-          <w:iCs/>
-          <w:sz w:val="24"/>
-          <w:szCs w:val="24"/>
-        </w:rPr>
-        <w:t>ranking</w:t>
-      </w:r>
-      <w:proofErr w:type="spellEnd"/>
-      <w:r>
-        <w:rPr>
-          <w:rFonts w:ascii="Times New Roman" w:hAnsi="Times New Roman" w:cs="Times New Roman"/>
-          <w:sz w:val="24"/>
-          <w:szCs w:val="24"/>
-        </w:rPr>
-        <w:t xml:space="preserve">), nous exploitons la fonction de perte </w:t>
-      </w:r>
-      <w:r>
-        <w:rPr>
-          <w:rFonts w:ascii="Times New Roman" w:hAnsi="Times New Roman" w:cs="Times New Roman"/>
-          <w:b/>
-          <w:bCs/>
-          <w:sz w:val="24"/>
-          <w:szCs w:val="24"/>
-        </w:rPr>
-        <w:t xml:space="preserve">BPR </w:t>
-      </w:r>
-      <w:proofErr w:type="spellStart"/>
-      <w:r>
-        <w:rPr>
-          <w:rFonts w:ascii="Times New Roman" w:hAnsi="Times New Roman" w:cs="Times New Roman"/>
-          <w:b/>
-          <w:bCs/>
-          <w:sz w:val="24"/>
-          <w:szCs w:val="24"/>
-        </w:rPr>
-        <w:t>Loss</w:t>
-      </w:r>
-      <w:proofErr w:type="spellEnd"/>
-      <w:r>
-        <w:rPr>
-          <w:rFonts w:ascii="Times New Roman" w:hAnsi="Times New Roman" w:cs="Times New Roman"/>
-          <w:sz w:val="24"/>
-          <w:szCs w:val="24"/>
-        </w:rPr>
-        <w:t xml:space="preserve"> (</w:t>
-      </w:r>
-      <w:proofErr w:type="spellStart"/>
-      <w:r>
-        <w:rPr>
-          <w:rFonts w:ascii="Times New Roman" w:hAnsi="Times New Roman" w:cs="Times New Roman"/>
-          <w:i/>
-          <w:iCs/>
-          <w:sz w:val="24"/>
-          <w:szCs w:val="24"/>
-        </w:rPr>
-        <w:t>Bayesian</w:t>
-      </w:r>
-      <w:proofErr w:type="spellEnd"/>
-      <w:r>
-        <w:rPr>
-          <w:rFonts w:ascii="Times New Roman" w:hAnsi="Times New Roman" w:cs="Times New Roman"/>
-          <w:i/>
-          <w:iCs/>
-          <w:sz w:val="24"/>
-          <w:szCs w:val="24"/>
-        </w:rPr>
-        <w:t xml:space="preserve"> </w:t>
-      </w:r>
-      <w:proofErr w:type="spellStart"/>
-      <w:r>
-        <w:rPr>
-          <w:rFonts w:ascii="Times New Roman" w:hAnsi="Times New Roman" w:cs="Times New Roman"/>
-          <w:i/>
-          <w:iCs/>
-          <w:sz w:val="24"/>
-          <w:szCs w:val="24"/>
-        </w:rPr>
-        <w:t>Personalized</w:t>
-      </w:r>
-      <w:proofErr w:type="spellEnd"/>
-      <w:r>
-        <w:rPr>
-          <w:rFonts w:ascii="Times New Roman" w:hAnsi="Times New Roman" w:cs="Times New Roman"/>
-          <w:i/>
-          <w:iCs/>
-          <w:sz w:val="24"/>
-          <w:szCs w:val="24"/>
-        </w:rPr>
-        <w:t xml:space="preserve"> </w:t>
-      </w:r>
-      <w:proofErr w:type="spellStart"/>
-      <w:r>
-        <w:rPr>
-          <w:rFonts w:ascii="Times New Roman" w:hAnsi="Times New Roman" w:cs="Times New Roman"/>
-          <w:i/>
-          <w:iCs/>
-          <w:sz w:val="24"/>
-          <w:szCs w:val="24"/>
-        </w:rPr>
-        <w:t>Ranking</w:t>
-      </w:r>
-      <w:proofErr w:type="spellEnd"/>
+        <w:t>Bayesian Personalized Ranking</w:t>
+      </w:r>
       <w:r>
         <w:rPr>
           <w:rFonts w:ascii="Times New Roman" w:hAnsi="Times New Roman" w:cs="Times New Roman"/>
@@ -717,30 +593,8 @@
         <w:rPr>
           <w:rFonts w:ascii="Courier New" w:hAnsi="Courier New" w:cs="Courier New"/>
         </w:rPr>
-        <w:t>ml-</w:t>
-      </w:r>
-      <w:proofErr w:type="spellStart"/>
-      <w:r>
-        <w:rPr>
-          <w:rFonts w:ascii="Courier New" w:hAnsi="Courier New" w:cs="Courier New"/>
-        </w:rPr>
-        <w:t>latest</w:t>
-      </w:r>
-      <w:proofErr w:type="spellEnd"/>
-      <w:r>
-        <w:rPr>
-          <w:rFonts w:ascii="Courier New" w:hAnsi="Courier New" w:cs="Courier New"/>
-        </w:rPr>
-        <w:t>-</w:t>
-      </w:r>
-      <w:proofErr w:type="spellStart"/>
-      <w:r>
-        <w:rPr>
-          <w:rFonts w:ascii="Courier New" w:hAnsi="Courier New" w:cs="Courier New"/>
-        </w:rPr>
-        <w:t>small</w:t>
-      </w:r>
-      <w:proofErr w:type="spellEnd"/>
+        <w:t>ml-latest-small</w:t>
+      </w:r>
       <w:r>
         <w:rPr>
           <w:rFonts w:ascii="Times New Roman" w:hAnsi="Times New Roman" w:cs="Times New Roman"/>
@@ -1311,92 +1165,25 @@
           <w:sz w:val="24"/>
           <w:szCs w:val="24"/>
         </w:rPr>
-        <w:t xml:space="preserve">Phase 3 : Implémentation du modèle </w:t>
-      </w:r>
-      <w:proofErr w:type="spellStart"/>
-      <w:r>
-        <w:rPr>
-          <w:rFonts w:ascii="Times New Roman" w:hAnsi="Times New Roman" w:cs="Times New Roman"/>
-          <w:b/>
-          <w:bCs/>
-          <w:color w:val="1F3864" w:themeColor="accent1" w:themeShade="80"/>
-          <w:sz w:val="24"/>
-          <w:szCs w:val="24"/>
-        </w:rPr>
-        <w:t>LightGCN</w:t>
-      </w:r>
-      <w:proofErr w:type="spellEnd"/>
-    </w:p>
-    <w:p>
-      <w:pPr>
-        <w:jc w:val="both"/>
-        <w:rPr>
-          <w:rFonts w:ascii="Times New Roman" w:hAnsi="Times New Roman" w:cs="Times New Roman"/>
-          <w:sz w:val="24"/>
-          <w:szCs w:val="24"/>
-        </w:rPr>
-      </w:pPr>
-      <w:r>
-        <w:rPr>
-          <w:rFonts w:ascii="Times New Roman" w:hAnsi="Times New Roman" w:cs="Times New Roman"/>
-          <w:sz w:val="24"/>
-          <w:szCs w:val="24"/>
-        </w:rPr>
-        <w:t xml:space="preserve">L'architecture a été codée de manière modulaire sous </w:t>
-      </w:r>
-      <w:proofErr w:type="spellStart"/>
-      <w:r>
-        <w:rPr>
-          <w:rFonts w:ascii="Times New Roman" w:hAnsi="Times New Roman" w:cs="Times New Roman"/>
-          <w:sz w:val="24"/>
-          <w:szCs w:val="24"/>
-        </w:rPr>
-        <w:t>PyTorch</w:t>
-      </w:r>
-      <w:proofErr w:type="spellEnd"/>
-      <w:r>
-        <w:rPr>
-          <w:rFonts w:ascii="Times New Roman" w:hAnsi="Times New Roman" w:cs="Times New Roman"/>
-          <w:sz w:val="24"/>
-          <w:szCs w:val="24"/>
-        </w:rPr>
-        <w:t>. La couche initiale d'</w:t>
-      </w:r>
-      <w:proofErr w:type="spellStart"/>
-      <w:r>
-        <w:rPr>
-          <w:rFonts w:ascii="Times New Roman" w:hAnsi="Times New Roman" w:cs="Times New Roman"/>
-          <w:sz w:val="24"/>
-          <w:szCs w:val="24"/>
-        </w:rPr>
-        <w:t>embeddings</w:t>
-      </w:r>
-      <w:proofErr w:type="spellEnd"/>
-      <w:r>
-        <w:rPr>
-          <w:rFonts w:ascii="Times New Roman" w:hAnsi="Times New Roman" w:cs="Times New Roman"/>
-          <w:sz w:val="24"/>
-          <w:szCs w:val="24"/>
-        </w:rPr>
-        <w:t xml:space="preserve"> (Couche 0) associe à chaque nœud un vecteur de dimension d = 64. Le volume total de paramètres entraînables est déterminé par la taille des tables d'</w:t>
-      </w:r>
-      <w:proofErr w:type="spellStart"/>
-      <w:r>
-        <w:rPr>
-          <w:rFonts w:ascii="Times New Roman" w:hAnsi="Times New Roman" w:cs="Times New Roman"/>
-          <w:sz w:val="24"/>
-          <w:szCs w:val="24"/>
-        </w:rPr>
-        <w:t>embeddings</w:t>
-      </w:r>
-      <w:proofErr w:type="spellEnd"/>
-      <w:r>
-        <w:rPr>
-          <w:rFonts w:ascii="Times New Roman" w:hAnsi="Times New Roman" w:cs="Times New Roman"/>
-          <w:sz w:val="24"/>
-          <w:szCs w:val="24"/>
-        </w:rPr>
-        <w:t xml:space="preserve"> initiales :</w:t>
+        <w:t>Phase 3 : Implémentation du modèle LightGCN</w:t>
+      </w:r>
+    </w:p>
+    <w:p>
+      <w:pPr>
+        <w:jc w:val="both"/>
+        <w:rPr>
+          <w:rFonts w:ascii="Times New Roman" w:hAnsi="Times New Roman" w:cs="Times New Roman"/>
+          <w:sz w:val="24"/>
+          <w:szCs w:val="24"/>
+        </w:rPr>
+      </w:pPr>
+      <w:r>
+        <w:rPr>
+          <w:rFonts w:ascii="Times New Roman" w:hAnsi="Times New Roman" w:cs="Times New Roman"/>
+          <w:sz w:val="24"/>
+          <w:szCs w:val="24"/>
+        </w:rPr>
+        <w:t>L'architecture a été codée de manière modulaire sous PyTorch. La couche initiale d'embeddings (Couche 0) associe à chaque nœud un vecteur de dimension d = 64. Le volume total de paramètres entraînables est déterminé par la taille des tables d'embeddings initiales :</w:t>
       </w:r>
     </w:p>
     <w:p>
@@ -1628,25 +1415,7 @@
           <w:sz w:val="24"/>
           <w:szCs w:val="24"/>
         </w:rPr>
-        <w:t xml:space="preserve"> Une régularisation L2 (λ = 10⁻⁴) pénalise la norme des </w:t>
-      </w:r>
-      <w:proofErr w:type="spellStart"/>
-      <w:r>
-        <w:rPr>
-          <w:rFonts w:ascii="Times New Roman" w:hAnsi="Times New Roman" w:cs="Times New Roman"/>
-          <w:sz w:val="24"/>
-          <w:szCs w:val="24"/>
-        </w:rPr>
-        <w:t>embeddings</w:t>
-      </w:r>
-      <w:proofErr w:type="spellEnd"/>
-      <w:r>
-        <w:rPr>
-          <w:rFonts w:ascii="Times New Roman" w:hAnsi="Times New Roman" w:cs="Times New Roman"/>
-          <w:sz w:val="24"/>
-          <w:szCs w:val="24"/>
-        </w:rPr>
-        <w:t xml:space="preserve"> de la couche 0 pour éviter le surapprentissage.</w:t>
+        <w:t xml:space="preserve"> Une régularisation L2 (λ = 10⁻⁴) pénalise la norme des embeddings de la couche 0 pour éviter le surapprentissage.</w:t>
       </w:r>
     </w:p>
     <w:p>
@@ -1789,7 +1558,7 @@
           <w:sz w:val="24"/>
           <w:szCs w:val="24"/>
         </w:rPr>
-        <w:t>76</w:t>
+        <w:t>52</w:t>
       </w:r>
       <w:r>
         <w:rPr>
@@ -1850,7 +1619,7 @@
           <w:sz w:val="24"/>
           <w:szCs w:val="24"/>
         </w:rPr>
-        <w:t>9</w:t>
+        <w:t>87</w:t>
       </w:r>
       <w:r>
         <w:rPr>
@@ -1912,7 +1681,6 @@
         </w:rPr>
         <w:t xml:space="preserve">Toutes les deux époques, le modèle a fait l'objet d'un audit de généralisation, en générant des prédictions de type Top-20. Les profils empiriques du </w:t>
       </w:r>
-      <w:proofErr w:type="spellStart"/>
       <w:r>
         <w:rPr>
           <w:rFonts w:ascii="Times New Roman" w:hAnsi="Times New Roman" w:cs="Times New Roman"/>
@@ -1923,7 +1691,6 @@
         </w:rPr>
         <w:t>Recall</w:t>
       </w:r>
-      <w:proofErr w:type="spellEnd"/>
       <w:r>
         <w:rPr>
           <w:rFonts w:ascii="Times New Roman" w:hAnsi="Times New Roman" w:cs="Times New Roman"/>
@@ -2086,18 +1853,8 @@
                 <w:sz w:val="24"/>
                 <w:szCs w:val="24"/>
               </w:rPr>
-              <w:t xml:space="preserve">BPR </w:t>
-            </w:r>
-            <w:proofErr w:type="spellStart"/>
-            <w:r>
-              <w:rPr>
-                <w:rFonts w:ascii="Times New Roman" w:hAnsi="Times New Roman" w:cs="Times New Roman"/>
-                <w:sz w:val="24"/>
-                <w:szCs w:val="24"/>
-              </w:rPr>
-              <w:t>Loss</w:t>
-            </w:r>
-            <w:proofErr w:type="spellEnd"/>
+              <w:t>BPR Loss</w:t>
+            </w:r>
           </w:p>
         </w:tc>
         <w:tc>
@@ -3283,25 +3040,7 @@
           <w:sz w:val="24"/>
           <w:szCs w:val="24"/>
         </w:rPr>
-        <w:t xml:space="preserve">L'écart restreint entre le Recall@20 (21,97 %) et le NDCG@20 (21,52 %) constitue l'indicateur de performance le plus probant de notre modèle. Alors que le </w:t>
-      </w:r>
-      <w:proofErr w:type="spellStart"/>
-      <w:r>
-        <w:rPr>
-          <w:rFonts w:ascii="Times New Roman" w:hAnsi="Times New Roman" w:cs="Times New Roman"/>
-          <w:sz w:val="24"/>
-          <w:szCs w:val="24"/>
-        </w:rPr>
-        <w:t>Recall</w:t>
-      </w:r>
-      <w:proofErr w:type="spellEnd"/>
-      <w:r>
-        <w:rPr>
-          <w:rFonts w:ascii="Times New Roman" w:hAnsi="Times New Roman" w:cs="Times New Roman"/>
-          <w:sz w:val="24"/>
-          <w:szCs w:val="24"/>
-        </w:rPr>
-        <w:t xml:space="preserve"> évalue simplement la présence de items pertinents dans le Top-20, le NDCG pénalise leur position relative au sein de cette liste. Une marge si faible (0,45 %) certifie mathématiquement que les recommandations ne sont pas seulement pertinentes, mais qu'elles sont majoritairement ordonnées aux rangs les plus élevés, maximisant ainsi l'utilité perçue par l'utilisateur final.</w:t>
+        <w:t>L'écart restreint entre le Recall@20 (21,97 %) et le NDCG@20 (21,52 %) constitue l'indicateur de performance le plus probant de notre modèle. Alors que le Recall évalue simplement la présence de items pertinents dans le Top-20, le NDCG pénalise leur position relative au sein de cette liste. Une marge si faible (0,45 %) certifie mathématiquement que les recommandations ne sont pas seulement pertinentes, mais qu'elles sont majoritairement ordonnées aux rangs les plus élevés, maximisant ainsi l'utilité perçue par l'utilisateur final.</w:t>
       </w:r>
     </w:p>
     <w:p>
@@ -3370,25 +3109,7 @@
           <w:sz w:val="24"/>
           <w:szCs w:val="24"/>
         </w:rPr>
-        <w:t xml:space="preserve">La carte de gauche de la figure ci-dessous évalue la similarité cosinus croisée des 20 premiers utilisateurs du </w:t>
-      </w:r>
-      <w:proofErr w:type="spellStart"/>
-      <w:r>
-        <w:rPr>
-          <w:rFonts w:ascii="Times New Roman" w:hAnsi="Times New Roman" w:cs="Times New Roman"/>
-          <w:sz w:val="24"/>
-          <w:szCs w:val="24"/>
-        </w:rPr>
-        <w:t>dataset</w:t>
-      </w:r>
-      <w:proofErr w:type="spellEnd"/>
-      <w:r>
-        <w:rPr>
-          <w:rFonts w:ascii="Times New Roman" w:hAnsi="Times New Roman" w:cs="Times New Roman"/>
-          <w:sz w:val="24"/>
-          <w:szCs w:val="24"/>
-        </w:rPr>
-        <w:t xml:space="preserve"> :</w:t>
+        <w:t>La carte de gauche de la figure ci-dessous évalue la similarité cosinus croisée des 20 premiers utilisateurs du dataset :</w:t>
       </w:r>
     </w:p>
     <w:p>
@@ -3421,25 +3142,7 @@
           <w:sz w:val="24"/>
           <w:szCs w:val="24"/>
         </w:rPr>
-        <w:t xml:space="preserve"> On observe l'apparition de blocs de forte intensité verte (similarité ≥ 0.50). Des utilisateurs partageant des affinités similaires voient leurs </w:t>
-      </w:r>
-      <w:proofErr w:type="spellStart"/>
-      <w:r>
-        <w:rPr>
-          <w:rFonts w:ascii="Times New Roman" w:hAnsi="Times New Roman" w:cs="Times New Roman"/>
-          <w:sz w:val="24"/>
-          <w:szCs w:val="24"/>
-        </w:rPr>
-        <w:t>embeddings</w:t>
-      </w:r>
-      <w:proofErr w:type="spellEnd"/>
-      <w:r>
-        <w:rPr>
-          <w:rFonts w:ascii="Times New Roman" w:hAnsi="Times New Roman" w:cs="Times New Roman"/>
-          <w:sz w:val="24"/>
-          <w:szCs w:val="24"/>
-        </w:rPr>
-        <w:t xml:space="preserve"> converger vers des régions connexes de l'espace latent.</w:t>
+        <w:t xml:space="preserve"> On observe l'apparition de blocs de forte intensité verte (similarité ≥ 0.50). Des utilisateurs partageant des affinités similaires voient leurs embeddings converger vers des régions connexes de l'espace latent.</w:t>
       </w:r>
     </w:p>
     <w:p>
@@ -3565,7 +3268,6 @@
           <w:szCs w:val="24"/>
         </w:rPr>
       </w:pPr>
-      <w:proofErr w:type="spellStart"/>
       <w:r>
         <w:rPr>
           <w:rFonts w:ascii="Times New Roman" w:hAnsi="Times New Roman" w:cs="Times New Roman"/>
@@ -3574,18 +3276,7 @@
           <w:sz w:val="24"/>
           <w:szCs w:val="24"/>
         </w:rPr>
-        <w:t>Embeddings</w:t>
-      </w:r>
-      <w:proofErr w:type="spellEnd"/>
-      <w:r>
-        <w:rPr>
-          <w:rFonts w:ascii="Times New Roman" w:hAnsi="Times New Roman" w:cs="Times New Roman"/>
-          <w:b/>
-          <w:bCs/>
-          <w:sz w:val="24"/>
-          <w:szCs w:val="24"/>
-        </w:rPr>
-        <w:t xml:space="preserve"> des Films (Orange) :</w:t>
+        <w:t>Embeddings des Films (Orange) :</w:t>
       </w:r>
       <w:r>
         <w:rPr>
@@ -3610,7 +3301,6 @@
           <w:szCs w:val="24"/>
         </w:rPr>
       </w:pPr>
-      <w:proofErr w:type="spellStart"/>
       <w:r>
         <w:rPr>
           <w:rFonts w:ascii="Times New Roman" w:hAnsi="Times New Roman" w:cs="Times New Roman"/>
@@ -3619,18 +3309,7 @@
           <w:sz w:val="24"/>
           <w:szCs w:val="24"/>
         </w:rPr>
-        <w:t>Embeddings</w:t>
-      </w:r>
-      <w:proofErr w:type="spellEnd"/>
-      <w:r>
-        <w:rPr>
-          <w:rFonts w:ascii="Times New Roman" w:hAnsi="Times New Roman" w:cs="Times New Roman"/>
-          <w:b/>
-          <w:bCs/>
-          <w:sz w:val="24"/>
-          <w:szCs w:val="24"/>
-        </w:rPr>
-        <w:t xml:space="preserve"> des Utilisateurs (Bleu) :</w:t>
+        <w:t>Embeddings des Utilisateurs (Bleu) :</w:t>
       </w:r>
       <w:r>
         <w:rPr>
@@ -4308,51 +3987,7 @@
                                 <w:szCs w:val="18"/>
                                 <w:lang w:eastAsia="fr-CM"/>
                               </w:rPr>
-                              <w:t xml:space="preserve">20. </w:t>
-                            </w:r>
-                            <w:proofErr w:type="spellStart"/>
-                            <w:r>
-                              <w:rPr>
-                                <w:rFonts w:ascii="Consolas" w:eastAsia="Times New Roman" w:hAnsi="Consolas" w:cs="Times New Roman"/>
-                                <w:color w:val="000000" w:themeColor="text1"/>
-                                <w:sz w:val="18"/>
-                                <w:szCs w:val="18"/>
-                                <w:lang w:eastAsia="fr-CM"/>
-                              </w:rPr>
-                              <w:t>Gattaca</w:t>
-                            </w:r>
-                            <w:proofErr w:type="spellEnd"/>
-                            <w:r>
-                              <w:rPr>
-                                <w:rFonts w:ascii="Consolas" w:eastAsia="Times New Roman" w:hAnsi="Consolas" w:cs="Times New Roman"/>
-                                <w:color w:val="000000" w:themeColor="text1"/>
-                                <w:sz w:val="18"/>
-                                <w:szCs w:val="18"/>
-                                <w:lang w:eastAsia="fr-CM"/>
-                              </w:rPr>
-                              <w:t xml:space="preserve"> (1997)                           | Genres : Drama, </w:t>
-                            </w:r>
-                            <w:proofErr w:type="spellStart"/>
-                            <w:r>
-                              <w:rPr>
-                                <w:rFonts w:ascii="Consolas" w:eastAsia="Times New Roman" w:hAnsi="Consolas" w:cs="Times New Roman"/>
-                                <w:color w:val="000000" w:themeColor="text1"/>
-                                <w:sz w:val="18"/>
-                                <w:szCs w:val="18"/>
-                                <w:lang w:eastAsia="fr-CM"/>
-                              </w:rPr>
-                              <w:t>Sci</w:t>
-                            </w:r>
-                            <w:proofErr w:type="spellEnd"/>
-                            <w:r>
-                              <w:rPr>
-                                <w:rFonts w:ascii="Consolas" w:eastAsia="Times New Roman" w:hAnsi="Consolas" w:cs="Times New Roman"/>
-                                <w:color w:val="000000" w:themeColor="text1"/>
-                                <w:sz w:val="18"/>
-                                <w:szCs w:val="18"/>
-                                <w:lang w:eastAsia="fr-CM"/>
-                              </w:rPr>
-                              <w:t>-Fi, Thriller | Score : 85.6%</w:t>
+                              <w:t>20. Gattaca (1997)                           | Genres : Drama, Sci-Fi, Thriller | Score : 85.6%</w:t>
                             </w:r>
                           </w:p>
                         </w:txbxContent>
@@ -4925,51 +4560,7 @@
                           <w:szCs w:val="18"/>
                           <w:lang w:eastAsia="fr-CM"/>
                         </w:rPr>
-                        <w:t xml:space="preserve">20. </w:t>
-                      </w:r>
-                      <w:proofErr w:type="spellStart"/>
-                      <w:r>
-                        <w:rPr>
-                          <w:rFonts w:ascii="Consolas" w:eastAsia="Times New Roman" w:hAnsi="Consolas" w:cs="Times New Roman"/>
-                          <w:color w:val="000000" w:themeColor="text1"/>
-                          <w:sz w:val="18"/>
-                          <w:szCs w:val="18"/>
-                          <w:lang w:eastAsia="fr-CM"/>
-                        </w:rPr>
-                        <w:t>Gattaca</w:t>
-                      </w:r>
-                      <w:proofErr w:type="spellEnd"/>
-                      <w:r>
-                        <w:rPr>
-                          <w:rFonts w:ascii="Consolas" w:eastAsia="Times New Roman" w:hAnsi="Consolas" w:cs="Times New Roman"/>
-                          <w:color w:val="000000" w:themeColor="text1"/>
-                          <w:sz w:val="18"/>
-                          <w:szCs w:val="18"/>
-                          <w:lang w:eastAsia="fr-CM"/>
-                        </w:rPr>
-                        <w:t xml:space="preserve"> (1997)                           | Genres : Drama, </w:t>
-                      </w:r>
-                      <w:proofErr w:type="spellStart"/>
-                      <w:r>
-                        <w:rPr>
-                          <w:rFonts w:ascii="Consolas" w:eastAsia="Times New Roman" w:hAnsi="Consolas" w:cs="Times New Roman"/>
-                          <w:color w:val="000000" w:themeColor="text1"/>
-                          <w:sz w:val="18"/>
-                          <w:szCs w:val="18"/>
-                          <w:lang w:eastAsia="fr-CM"/>
-                        </w:rPr>
-                        <w:t>Sci</w:t>
-                      </w:r>
-                      <w:proofErr w:type="spellEnd"/>
-                      <w:r>
-                        <w:rPr>
-                          <w:rFonts w:ascii="Consolas" w:eastAsia="Times New Roman" w:hAnsi="Consolas" w:cs="Times New Roman"/>
-                          <w:color w:val="000000" w:themeColor="text1"/>
-                          <w:sz w:val="18"/>
-                          <w:szCs w:val="18"/>
-                          <w:lang w:eastAsia="fr-CM"/>
-                        </w:rPr>
-                        <w:t>-Fi, Thriller | Score : 85.6%</w:t>
+                        <w:t>20. Gattaca (1997)                           | Genres : Drama, Sci-Fi, Thriller | Score : 85.6%</w:t>
                       </w:r>
                     </w:p>
                   </w:txbxContent>
@@ -4987,20 +4578,8 @@
           <w:sz w:val="24"/>
           <w:szCs w:val="24"/>
         </w:rPr>
-        <w:t xml:space="preserve">Figure 4 : Analyse des </w:t>
-      </w:r>
-      <w:proofErr w:type="spellStart"/>
-      <w:r>
-        <w:rPr>
-          <w:rFonts w:ascii="Times New Roman" w:hAnsi="Times New Roman" w:cs="Times New Roman"/>
-          <w:i/>
-          <w:iCs/>
-          <w:sz w:val="24"/>
-          <w:szCs w:val="24"/>
-        </w:rPr>
-        <w:t>embeddings</w:t>
-      </w:r>
-      <w:proofErr w:type="spellEnd"/>
+        <w:t>Figure 4 : Analyse des embeddings</w:t>
+      </w:r>
     </w:p>
     <w:p>
       <w:pPr>
@@ -5181,25 +4760,7 @@
           <w:sz w:val="24"/>
           <w:szCs w:val="24"/>
         </w:rPr>
-        <w:t xml:space="preserve">En conclusion, ce projet démontre la grande efficacité du modèle </w:t>
-      </w:r>
-      <w:proofErr w:type="spellStart"/>
-      <w:r>
-        <w:rPr>
-          <w:rFonts w:ascii="Times New Roman" w:hAnsi="Times New Roman" w:cs="Times New Roman"/>
-          <w:sz w:val="24"/>
-          <w:szCs w:val="24"/>
-        </w:rPr>
-        <w:t>LightGCN</w:t>
-      </w:r>
-      <w:proofErr w:type="spellEnd"/>
-      <w:r>
-        <w:rPr>
-          <w:rFonts w:ascii="Times New Roman" w:hAnsi="Times New Roman" w:cs="Times New Roman"/>
-          <w:sz w:val="24"/>
-          <w:szCs w:val="24"/>
-        </w:rPr>
-        <w:t xml:space="preserve"> pour la recommandation de films. Malgré un fort taux de films très peu notés au départ, la propagation des informations à travers le graphe a permis de comprendre précisément les affinités des utilisateurs. Les scores obtenus, tant pour trouver les bons films (</w:t>
+        <w:t>En conclusion, ce projet démontre la grande efficacité du modèle LightGCN pour la recommandation de films. Malgré un fort taux de films très peu notés au départ, la propagation des informations à travers le graphe a permis de comprendre précisément les affinités des utilisateurs. Les scores obtenus, tant pour trouver les bons films (</w:t>
       </w:r>
       <w:r>
         <w:rPr>
